--- a/FASE 2/EVIDENCIAS PROYECTO/EVIDENCIAS DE DOCUMENTACION/3- Análisis/3- Analisis_del_Sistema_CultureGo_PMBOK.docx
+++ b/FASE 2/EVIDENCIAS PROYECTO/EVIDENCIAS DE DOCUMENTACION/3- Análisis/3- Analisis_del_Sistema_CultureGo_PMBOK.docx
@@ -782,7 +782,7 @@
                 <w:szCs w:val="19"/>
                 <w:rtl w:val="0"/>
               </w:rPr>
-              <w:t xml:space="preserve">Predictivo, con control por hitos</w:t>
+              <w:t xml:space="preserve">Tradicional en cascada (predictivo), con control por hitos</w:t>
             </w:r>
             <w:r>
               <w:rPr>
@@ -3631,7 +3631,7 @@
           <w:szCs w:val="22"/>
           <w:rtl w:val="0"/>
         </w:rPr>
-        <w:t xml:space="preserve">La necesidad se sostiene en un problema concreto: la información existe, pero está dispersa en sitios extensos, mal optimizados para el teléfono y sin una estructura que permita consultarla en el momento en que se necesita. En 2025 más de 2,1 millones de turistas visitaron Chile, con Santiago como principal destino, y a ellos se suman los propios residentes que desconocen buena parte del patrimonio de su ciudad.</w:t>
+        <w:t xml:space="preserve">La necesidad se sostiene en un problema concreto: la información existe, pero está dispersa en sitios extensos, mal optimizados para el teléfono y sin una estructura que permita consultarla en el momento en que se necesita. En 2025 Chile recibió 6.004.567 turistas extranjeros, la cifra más alta desde 2017 (Subsecretaría de Turismo, 2026), con Santiago como principal destino, y a ellos se suman los propios residentes que desconocen buena parte del patrimonio de su ciudad.</w:t>
       </w:r>
       <w:r>
         <w:rPr>
@@ -13645,7 +13645,7 @@
                 <w:szCs w:val="17"/>
                 <w:rtl w:val="0"/>
               </w:rPr>
-              <w:t xml:space="preserve">El catálogo carga en menos de 3 segundos con conexión estándar y el mapa responde a filtros y desplazamientos en menos de 2 segundos.</w:t>
+              <w:t xml:space="preserve">El catálogo carga en menos de 3 segundos con conexión estándar y el mapa responde a filtros y desplazamientos en un máximo de 3 segundos.</w:t>
             </w:r>
             <w:r>
               <w:rPr>
@@ -35187,7 +35187,7 @@
                 <w:szCs w:val="17"/>
                 <w:rtl w:val="0"/>
               </w:rPr>
-              <w:t xml:space="preserve">Será posible reclutar al menos diez usuarios reales para las pruebas de usabilidad.</w:t>
+              <w:t xml:space="preserve">Será posible reclutar al menos tres usuarios reales para las pruebas de usabilidad.</w:t>
             </w:r>
             <w:r>
               <w:rPr>
@@ -37124,37 +37124,37 @@
                 <w:szCs w:val="17"/>
                 <w:rtl w:val="0"/>
               </w:rPr>
-              <w:t xml:space="preserve">Al menos 10 usuarios reales, con una tasa de finalización de tareas igual o superior al 80 %.</w:t>
-            </w:r>
-            <w:r>
-              <w:rPr>
-                <w:rtl w:val="0"/>
-              </w:rPr>
-            </w:r>
-          </w:p>
-        </w:tc>
-        <w:tc>
-          <w:tcPr>
-            <w:tcMar>
-              <w:top w:w="60.0" w:type="dxa"/>
-              <w:left w:w="80.0" w:type="dxa"/>
-              <w:bottom w:w="60.0" w:type="dxa"/>
-              <w:right w:w="80.0" w:type="dxa"/>
-            </w:tcMar>
-            <w:vAlign w:val="center"/>
-          </w:tcPr>
-          <w:p>
-            <w:pPr>
-              <w:spacing w:after="40" w:before="40" w:line="240" w:lineRule="auto"/>
-              <w:rPr/>
-            </w:pPr>
-            <w:r>
-              <w:rPr>
-                <w:sz w:val="17"/>
-                <w:szCs w:val="17"/>
-                <w:rtl w:val="0"/>
-              </w:rPr>
-              <w:t xml:space="preserve">Informe de pruebas de usabilidad.</w:t>
+              <w:t xml:space="preserve">Al menos 3 usuarios reales que usan libremente la app, con una valoración promedio de al menos 4 de 5 estrellas.</w:t>
+            </w:r>
+            <w:r>
+              <w:rPr>
+                <w:rtl w:val="0"/>
+              </w:rPr>
+            </w:r>
+          </w:p>
+        </w:tc>
+        <w:tc>
+          <w:tcPr>
+            <w:tcMar>
+              <w:top w:w="60.0" w:type="dxa"/>
+              <w:left w:w="80.0" w:type="dxa"/>
+              <w:bottom w:w="60.0" w:type="dxa"/>
+              <w:right w:w="80.0" w:type="dxa"/>
+            </w:tcMar>
+            <w:vAlign w:val="center"/>
+          </w:tcPr>
+          <w:p>
+            <w:pPr>
+              <w:spacing w:after="40" w:before="40" w:line="240" w:lineRule="auto"/>
+              <w:rPr/>
+            </w:pPr>
+            <w:r>
+              <w:rPr>
+                <w:sz w:val="17"/>
+                <w:szCs w:val="17"/>
+                <w:rtl w:val="0"/>
+              </w:rPr>
+              <w:t xml:space="preserve">Registro de valoraciones y comentarios de los participantes.</w:t>
             </w:r>
             <w:r>
               <w:rPr>
@@ -37250,7 +37250,7 @@
                 <w:szCs w:val="17"/>
                 <w:rtl w:val="0"/>
               </w:rPr>
-              <w:t xml:space="preserve">Catálogo en menos de 3 segundos y mapa en menos de 2 segundos, en red estándar.</w:t>
+              <w:t xml:space="preserve">Catálogo en menos de 3 segundos y mapa en un máximo de 3 segundos, en red estándar.</w:t>
             </w:r>
             <w:r>
               <w:rPr>
